--- a/dist/exports/kcet-electrostatics_revision_notes.docx
+++ b/dist/exports/kcet-electrostatics_revision_notes.docx
@@ -189,7 +189,7 @@
                 <w:color w:val="2D3748"/>
                 <w:sz w:val="19"/>
               </w:rPr>
-              <w:t>Kcet Electrostatics - Core Application</w:t>
+              <w:t>Coulomb's Law, Electric Field &amp; Dipole</w:t>
             </w:r>
           </w:p>
         </w:tc>
@@ -209,7 +209,7 @@
               <w:rPr>
                 <w:sz w:val="19"/>
               </w:rPr>
-              <w:t>53 PYQs</w:t>
+              <w:t>39 PYQs</w:t>
             </w:r>
           </w:p>
         </w:tc>
@@ -230,7 +230,94 @@
                 <w:color w:val="718096"/>
                 <w:sz w:val="19"/>
               </w:rPr>
-              <w:t>General Concept</w:t>
+              <w:t>Forces &amp; Fields</w:t>
+            </w:r>
+          </w:p>
+        </w:tc>
+      </w:tr>
+      <w:tr>
+        <w:tc>
+          <w:tcPr>
+            <w:tcW w:type="dxa" w:w="2160"/>
+            <w:shd w:fill="FFFFFF"/>
+            <w:tcMar>
+              <w:top w:w="80" w:type="dxa"/>
+              <w:bottom w:w="80" w:type="dxa"/>
+              <w:left w:w="150" w:type="dxa"/>
+              <w:right w:w="150" w:type="dxa"/>
+            </w:tcMar>
+          </w:tcPr>
+          <w:p>
+            <w:r>
+              <w:rPr>
+                <w:b/>
+                <w:color w:val="C53030"/>
+                <w:sz w:val="19"/>
+              </w:rPr>
+              <w:t>Very High</w:t>
+            </w:r>
+          </w:p>
+        </w:tc>
+        <w:tc>
+          <w:tcPr>
+            <w:tcW w:type="dxa" w:w="4320"/>
+            <w:shd w:fill="FFFFFF"/>
+            <w:tcMar>
+              <w:top w:w="80" w:type="dxa"/>
+              <w:bottom w:w="80" w:type="dxa"/>
+              <w:left w:w="150" w:type="dxa"/>
+              <w:right w:w="150" w:type="dxa"/>
+            </w:tcMar>
+          </w:tcPr>
+          <w:p>
+            <w:r>
+              <w:rPr>
+                <w:b/>
+                <w:color w:val="2D3748"/>
+                <w:sz w:val="19"/>
+              </w:rPr>
+              <w:t>Gauss's Law &amp; Electrostatic Potential</w:t>
+            </w:r>
+          </w:p>
+        </w:tc>
+        <w:tc>
+          <w:tcPr>
+            <w:tcW w:type="dxa" w:w="1728"/>
+            <w:shd w:fill="FFFFFF"/>
+            <w:tcMar>
+              <w:top w:w="80" w:type="dxa"/>
+              <w:bottom w:w="80" w:type="dxa"/>
+              <w:left w:w="150" w:type="dxa"/>
+              <w:right w:w="150" w:type="dxa"/>
+            </w:tcMar>
+          </w:tcPr>
+          <w:p>
+            <w:r>
+              <w:rPr>
+                <w:sz w:val="19"/>
+              </w:rPr>
+              <w:t>24 PYQs</w:t>
+            </w:r>
+          </w:p>
+        </w:tc>
+        <w:tc>
+          <w:tcPr>
+            <w:tcW w:type="dxa" w:w="1872"/>
+            <w:shd w:fill="FFFFFF"/>
+            <w:tcMar>
+              <w:top w:w="80" w:type="dxa"/>
+              <w:bottom w:w="80" w:type="dxa"/>
+              <w:left w:w="150" w:type="dxa"/>
+              <w:right w:w="150" w:type="dxa"/>
+            </w:tcMar>
+          </w:tcPr>
+          <w:p>
+            <w:r>
+              <w:rPr>
+                <w:color w:val="718096"/>
+                <w:sz w:val="19"/>
+              </w:rPr>
+              <w:t>Flux &amp; Potential</w:t>
             </w:r>
           </w:p>
         </w:tc>
@@ -311,6 +398,98 @@
           </w:p>
         </w:tc>
       </w:tr>
+      <w:tr>
+        <w:tc>
+          <w:tcPr>
+            <w:tcW w:type="dxa" w:w="3600"/>
+            <w:shd w:fill="F7FAFC"/>
+            <w:tcMar>
+              <w:top w:w="100" w:type="dxa"/>
+              <w:bottom w:w="100" w:type="dxa"/>
+              <w:left w:w="150" w:type="dxa"/>
+              <w:right w:w="150" w:type="dxa"/>
+            </w:tcMar>
+          </w:tcPr>
+          <w:p>
+            <w:r>
+              <w:rPr>
+                <w:b/>
+                <w:color w:val="1A365D"/>
+                <w:sz w:val="19"/>
+              </w:rPr>
+              <w:t>Coulomb's Law, Electric Field &amp; Dipole</w:t>
+            </w:r>
+          </w:p>
+        </w:tc>
+        <w:tc>
+          <w:tcPr>
+            <w:tcW w:type="dxa" w:w="6480"/>
+            <w:shd w:fill="F7FAFC"/>
+            <w:tcMar>
+              <w:top w:w="100" w:type="dxa"/>
+              <w:bottom w:w="100" w:type="dxa"/>
+              <w:left w:w="150" w:type="dxa"/>
+              <w:right w:w="150" w:type="dxa"/>
+            </w:tcMar>
+          </w:tcPr>
+          <w:p>
+            <w:r>
+              <w:rPr>
+                <w:rFonts w:ascii="Cambria Math" w:hAnsi="Cambria Math"/>
+                <w:color w:val="2D3748"/>
+                <w:sz w:val="19"/>
+              </w:rPr>
+              <w:t>F = \frac{q_1 q_2}{4\pi\epsilon_0 r^2}, \quad E_{\text{axial}} = \frac{2kp}{r^3}, \quad E_{\text{equatorial}} = \frac{kp}{r^3}, \quad \vec{\tau} = \vec{p} \times \vec{E}, \quad U = -\vec{p} \cdot \vec{E}</w:t>
+            </w:r>
+          </w:p>
+        </w:tc>
+      </w:tr>
+      <w:tr>
+        <w:tc>
+          <w:tcPr>
+            <w:tcW w:type="dxa" w:w="3600"/>
+            <w:shd w:fill="FFFFFF"/>
+            <w:tcMar>
+              <w:top w:w="100" w:type="dxa"/>
+              <w:bottom w:w="100" w:type="dxa"/>
+              <w:left w:w="150" w:type="dxa"/>
+              <w:right w:w="150" w:type="dxa"/>
+            </w:tcMar>
+          </w:tcPr>
+          <w:p>
+            <w:r>
+              <w:rPr>
+                <w:b/>
+                <w:color w:val="1A365D"/>
+                <w:sz w:val="19"/>
+              </w:rPr>
+              <w:t>Gauss's Law &amp; Electrostatic Potential</w:t>
+            </w:r>
+          </w:p>
+        </w:tc>
+        <w:tc>
+          <w:tcPr>
+            <w:tcW w:type="dxa" w:w="6480"/>
+            <w:shd w:fill="FFFFFF"/>
+            <w:tcMar>
+              <w:top w:w="100" w:type="dxa"/>
+              <w:bottom w:w="100" w:type="dxa"/>
+              <w:left w:w="150" w:type="dxa"/>
+              <w:right w:w="150" w:type="dxa"/>
+            </w:tcMar>
+          </w:tcPr>
+          <w:p>
+            <w:r>
+              <w:rPr>
+                <w:rFonts w:ascii="Cambria Math" w:hAnsi="Cambria Math"/>
+                <w:color w:val="2D3748"/>
+                <w:sz w:val="19"/>
+              </w:rPr>
+              <w:t>\Phi_E = \oint \vec{E} \cdot d\vec{A} = \frac{q_{\text{in}}}{\epsilon_0}, \quad E = \frac{\sigma}{2\epsilon_0} \text{ (sheet)}, \quad E = \frac{\lambda}{2\pi\epsilon_0 r} \text{ (wire)}, \quad \vec{E} = -\vec{\nabla}V</w:t>
+            </w:r>
+          </w:p>
+        </w:tc>
+      </w:tr>
     </w:tbl>
     <w:p>
       <w:pPr>
@@ -338,7 +517,7 @@
           <w:color w:val="2B6CB0"/>
           <w:sz w:val="24"/>
         </w:rPr>
-        <w:t>3.1 Kcet Electrostatics - Core Application (Very High Yield — 53 PYQs)</w:t>
+        <w:t>3.1 Coulomb's Law, Electric Field &amp; Dipole (Very High Yield — 39 PYQs)</w:t>
       </w:r>
     </w:p>
     <w:p>
@@ -353,7 +532,7 @@
         <w:rPr>
           <w:sz w:val="20"/>
         </w:rPr>
-        <w:t>Key problem pattern in Kcet Electrostatics.</w:t>
+        <w:t>Electrostatic forces, electric field intensity due to point charges and dipoles, and dipole torque/energy in uniform fields.</w:t>
       </w:r>
     </w:p>
     <w:tbl>
@@ -391,7 +570,7 @@
                 <w:color w:val="2D3748"/>
                 <w:sz w:val="19"/>
               </w:rPr>
-              <w:t>Watch for algebraic and sign errors.</w:t>
+              <w:t>E_(axial) = 2E_(equatorial) for a short dipole. vec(E)_(equatorial) points opposite to dipole moment vec(p).</w:t>
             </w:r>
           </w:p>
         </w:tc>
@@ -432,7 +611,215 @@
                 <w:color w:val="2D3748"/>
                 <w:sz w:val="19"/>
               </w:rPr>
-              <w:t>Verify dimensions and boundary conditions.</w:t>
+              <w:t>Work done in rotating dipole from θ_1 to θ_2: W = pE(cosθ_1 - cosθ_2).</w:t>
+            </w:r>
+          </w:p>
+        </w:tc>
+      </w:tr>
+    </w:tbl>
+    <w:p>
+      <w:pPr>
+        <w:spacing w:before="120" w:after="40"/>
+      </w:pPr>
+      <w:r>
+        <w:rPr>
+          <w:b/>
+          <w:color w:val="1A365D"/>
+          <w:sz w:val="19"/>
+        </w:rPr>
+        <w:t>Source PYQs testing this concept:</w:t>
+      </w:r>
+    </w:p>
+    <w:p>
+      <w:pPr>
+        <w:pStyle w:val="ListBullet"/>
+        <w:spacing w:after="40"/>
+      </w:pPr>
+      <w:r>
+        <w:rPr>
+          <w:b/>
+          <w:sz w:val="18"/>
+        </w:rPr>
+        <w:t xml:space="preserve">[2026 Shift] Q#2 (MCQ): </w:t>
+      </w:r>
+      <w:r>
+        <w:rPr>
+          <w:sz w:val="18"/>
+        </w:rPr>
+        <w:t xml:space="preserve">"An electric dipole of dipole moment vec(P) is placed in the uniform electric field vec(E) . Then which of the following statements are..."  </w:t>
+      </w:r>
+      <w:r>
+        <w:rPr>
+          <w:b/>
+          <w:color w:val="2B6CB0"/>
+          <w:sz w:val="18"/>
+        </w:rPr>
+        <w:t>[Ans: N/A]</w:t>
+      </w:r>
+    </w:p>
+    <w:p>
+      <w:pPr>
+        <w:pStyle w:val="ListBullet"/>
+        <w:spacing w:after="40"/>
+      </w:pPr>
+      <w:r>
+        <w:rPr>
+          <w:b/>
+          <w:sz w:val="18"/>
+        </w:rPr>
+        <w:t xml:space="preserve">[2026 Shift] Q#3 (MCQ): </w:t>
+      </w:r>
+      <w:r>
+        <w:rPr>
+          <w:sz w:val="18"/>
+        </w:rPr>
+        <w:t xml:space="preserve">"Consider three point charges -2Q,Q and -Q and three surfaces S_(1),S_(2) and S_(3) as shown in the figure. Match the entries of List..."  </w:t>
+      </w:r>
+      <w:r>
+        <w:rPr>
+          <w:b/>
+          <w:color w:val="2B6CB0"/>
+          <w:sz w:val="18"/>
+        </w:rPr>
+        <w:t>[Ans: N/A]</w:t>
+      </w:r>
+    </w:p>
+    <w:p>
+      <w:pPr>
+        <w:pStyle w:val="ListBullet"/>
+        <w:spacing w:after="40"/>
+      </w:pPr>
+      <w:r>
+        <w:rPr>
+          <w:b/>
+          <w:sz w:val="18"/>
+        </w:rPr>
+        <w:t xml:space="preserve">[2025 Shift] Q#1 (MCQ): </w:t>
+      </w:r>
+      <w:r>
+        <w:rPr>
+          <w:sz w:val="18"/>
+        </w:rPr>
+        <w:t xml:space="preserve">"Charges are uniformly spread on the surface of a conducting sphere. The electric field from the centre of sphere to a point outside the sphe..."  </w:t>
+      </w:r>
+      <w:r>
+        <w:rPr>
+          <w:b/>
+          <w:color w:val="2B6CB0"/>
+          <w:sz w:val="18"/>
+        </w:rPr>
+        <w:t>[Ans: N/A]</w:t>
+      </w:r>
+    </w:p>
+    <w:p>
+      <w:pPr>
+        <w:spacing w:after="120"/>
+      </w:pPr>
+    </w:p>
+    <w:p>
+      <w:pPr>
+        <w:pStyle w:val="Heading2"/>
+      </w:pPr>
+      <w:r>
+        <w:rPr>
+          <w:color w:val="2B6CB0"/>
+          <w:sz w:val="24"/>
+        </w:rPr>
+        <w:t>3.2 Gauss's Law &amp; Electrostatic Potential (Very High Yield — 24 PYQs)</w:t>
+      </w:r>
+    </w:p>
+    <w:p>
+      <w:r>
+        <w:rPr>
+          <w:b/>
+          <w:sz w:val="20"/>
+        </w:rPr>
+        <w:t xml:space="preserve">Core Principle: </w:t>
+      </w:r>
+      <w:r>
+        <w:rPr>
+          <w:sz w:val="20"/>
+        </w:rPr>
+        <w:t>Gauss's flux theorem, symmetry applications (infinite sheet, cylinder, sphere), and electric potential gradient vec(E) = -vec(∇)V.</w:t>
+      </w:r>
+    </w:p>
+    <w:tbl>
+      <w:tblPr>
+        <w:tblW w:type="auto" w:w="0"/>
+        <w:jc w:val="center"/>
+        <w:tblLook w:firstColumn="1" w:firstRow="1" w:lastColumn="0" w:lastRow="0" w:noHBand="0" w:noVBand="1" w:val="04A0"/>
+      </w:tblPr>
+      <w:tblGrid>
+        <w:gridCol w:w="10080"/>
+      </w:tblGrid>
+      <w:tr>
+        <w:tc>
+          <w:tcPr>
+            <w:tcW w:type="dxa" w:w="10080"/>
+            <w:shd w:fill="FFF5F5"/>
+            <w:tcMar>
+              <w:top w:w="100" w:type="dxa"/>
+              <w:bottom w:w="100" w:type="dxa"/>
+              <w:left w:w="150" w:type="dxa"/>
+              <w:right w:w="150" w:type="dxa"/>
+            </w:tcMar>
+          </w:tcPr>
+          <w:p>
+            <w:r>
+              <w:rPr>
+                <w:b/>
+                <w:color w:val="C53030"/>
+                <w:sz w:val="19"/>
+              </w:rPr>
+              <w:t xml:space="preserve">⚠️ Common Trap / JEE Pitfall: </w:t>
+            </w:r>
+            <w:r>
+              <w:rPr>
+                <w:color w:val="2D3748"/>
+                <w:sz w:val="19"/>
+              </w:rPr>
+              <w:t>Inside a charged hollow conducting sphere, electric field is ZERO, but potential is NON-ZERO and constant: V_(inside) = (kq / R).</w:t>
+            </w:r>
+          </w:p>
+        </w:tc>
+      </w:tr>
+    </w:tbl>
+    <w:tbl>
+      <w:tblPr>
+        <w:tblW w:type="auto" w:w="0"/>
+        <w:jc w:val="center"/>
+        <w:tblLook w:firstColumn="1" w:firstRow="1" w:lastColumn="0" w:lastRow="0" w:noHBand="0" w:noVBand="1" w:val="04A0"/>
+      </w:tblPr>
+      <w:tblGrid>
+        <w:gridCol w:w="10080"/>
+      </w:tblGrid>
+      <w:tr>
+        <w:tc>
+          <w:tcPr>
+            <w:tcW w:type="dxa" w:w="10080"/>
+            <w:shd w:fill="F0FFF4"/>
+            <w:tcMar>
+              <w:top w:w="100" w:type="dxa"/>
+              <w:bottom w:w="100" w:type="dxa"/>
+              <w:left w:w="150" w:type="dxa"/>
+              <w:right w:w="150" w:type="dxa"/>
+            </w:tcMar>
+          </w:tcPr>
+          <w:p>
+            <w:r>
+              <w:rPr>
+                <w:b/>
+                <w:color w:val="276749"/>
+                <w:sz w:val="19"/>
+              </w:rPr>
+              <w:t xml:space="preserve">💡 Speed Hack / Trick: </w:t>
+            </w:r>
+            <w:r>
+              <w:rPr>
+                <w:color w:val="2D3748"/>
+                <w:sz w:val="19"/>
+              </w:rPr>
+              <w:t>Electric field lines are always perpendicular to equipotential surfaces and point in the direction of steepest potential decrease.</w:t>
             </w:r>
           </w:p>
         </w:tc>
@@ -515,13 +902,13 @@
           <w:b/>
           <w:sz w:val="18"/>
         </w:rPr>
-        <w:t xml:space="preserve">[2026 Shift] Q#2 (MCQ): </w:t>
+        <w:t xml:space="preserve">[2026 Shift] Q#3 (MCQ): </w:t>
       </w:r>
       <w:r>
         <w:rPr>
           <w:sz w:val="18"/>
         </w:rPr>
-        <w:t xml:space="preserve">"An electric dipole of dipole moment vec(P) is placed in the uniform electric field vec(E) . Then which of the following statements are..."  </w:t>
+        <w:t xml:space="preserve">"Consider three point charges -2Q,Q and -Q and three surfaces S_(1),S_(2) and S_(3) as shown in the figure. Match the entries of List..."  </w:t>
       </w:r>
       <w:r>
         <w:rPr>
@@ -660,6 +1047,127 @@
               <w:t>Solution Analysis:</w:t>
               <w:br/>
               <w:t>Work done in moving a charge from one point to another is related to potential difference by W=q(V_(B)-V_(A)) Here, W=200J q=5C V_(A)=-20V So, 200=5[V_(B)-(-20)] 200=5(V_(B)+20) Divide both sides by 5 : 40=V_(B)+20 V_(B)=20V So, the value of potential at point B is 20V Correct option: Option B.</w:t>
+            </w:r>
+          </w:p>
+        </w:tc>
+      </w:tr>
+    </w:tbl>
+    <w:p>
+      <w:pPr>
+        <w:spacing w:after="120"/>
+      </w:pPr>
+    </w:p>
+    <w:p>
+      <w:pPr>
+        <w:spacing w:before="160" w:after="40"/>
+      </w:pPr>
+      <w:r>
+        <w:rPr>
+          <w:b/>
+          <w:color w:val="1A365D"/>
+          <w:sz w:val="22"/>
+        </w:rPr>
+        <w:t>Benchmark Problem 2: KCET 2026 (Q#2)</w:t>
+      </w:r>
+    </w:p>
+    <w:p>
+      <w:pPr>
+        <w:spacing w:after="80"/>
+      </w:pPr>
+      <w:r>
+        <w:rPr>
+          <w:sz w:val="20"/>
+        </w:rPr>
+        <w:t>An electric dipole of dipole moment vec(P) is placed in the uniform electric field vec(E) . Then which of the following statements are correct? Statement-I: The torque on the dipole is vec(P) × vec(E) Statement-II: The potential energy of the dipole is -vec(P) · vec(E) Statement-III: The net force on the dipole is non-zero.</w:t>
+      </w:r>
+    </w:p>
+    <w:p>
+      <w:pPr>
+        <w:pStyle w:val="ListBullet"/>
+        <w:spacing w:after="20"/>
+      </w:pPr>
+      <w:r>
+        <w:rPr>
+          <w:sz w:val="19"/>
+        </w:rPr>
+        <w:t>(A) I, II and III</w:t>
+      </w:r>
+    </w:p>
+    <w:p>
+      <w:pPr>
+        <w:pStyle w:val="ListBullet"/>
+        <w:spacing w:after="20"/>
+      </w:pPr>
+      <w:r>
+        <w:rPr>
+          <w:sz w:val="19"/>
+        </w:rPr>
+        <w:t>(B) I and II only</w:t>
+      </w:r>
+    </w:p>
+    <w:p>
+      <w:pPr>
+        <w:pStyle w:val="ListBullet"/>
+        <w:spacing w:after="20"/>
+      </w:pPr>
+      <w:r>
+        <w:rPr>
+          <w:sz w:val="19"/>
+        </w:rPr>
+        <w:t>(C) II and III only</w:t>
+      </w:r>
+    </w:p>
+    <w:p>
+      <w:pPr>
+        <w:pStyle w:val="ListBullet"/>
+        <w:spacing w:after="20"/>
+      </w:pPr>
+      <w:r>
+        <w:rPr>
+          <w:sz w:val="19"/>
+        </w:rPr>
+        <w:t>(D) I and III only</w:t>
+      </w:r>
+    </w:p>
+    <w:tbl>
+      <w:tblPr>
+        <w:tblW w:type="auto" w:w="0"/>
+        <w:jc w:val="center"/>
+        <w:tblLook w:firstColumn="1" w:firstRow="1" w:lastColumn="0" w:lastRow="0" w:noHBand="0" w:noVBand="1" w:val="04A0"/>
+      </w:tblPr>
+      <w:tblGrid>
+        <w:gridCol w:w="10080"/>
+      </w:tblGrid>
+      <w:tr>
+        <w:tc>
+          <w:tcPr>
+            <w:tcW w:type="dxa" w:w="10080"/>
+            <w:shd w:fill="F7FAFC"/>
+            <w:tcMar>
+              <w:top w:w="100" w:type="dxa"/>
+              <w:bottom w:w="100" w:type="dxa"/>
+              <w:left w:w="150" w:type="dxa"/>
+              <w:right w:w="150" w:type="dxa"/>
+            </w:tcMar>
+          </w:tcPr>
+          <w:p>
+            <w:r>
+              <w:rPr>
+                <w:b/>
+                <w:color w:val="1A365D"/>
+                <w:sz w:val="19"/>
+              </w:rPr>
+              <w:t>Correct Answer: None</w:t>
+              <w:br/>
+            </w:r>
+            <w:r>
+              <w:rPr>
+                <w:color w:val="2D3748"/>
+                <w:sz w:val="18"/>
+              </w:rPr>
+              <w:t>Solution Analysis:</w:t>
+              <w:br/>
+              <w:t>Statement-I is correct. For an electric dipole placed in a uniform electric field, the torque acting on it is vec(τ)=vec(P) × vec(E) This torque tends to rotate the dipole so that vec(P) becomes aligned with vec(E) . Statement-II is also correct. The potential energy of an electric dipole in a uniform electric field is U=-vec(P) · vec(E) or U=-PEcosθ where θ is the angle between vec(P) and vec(E) . Statement-III is incorrect. In a uniform electric field, the positive and negative charges of the dipole experience equal and opposite forces. So the net force on the dipole is zero. vec(F)_(net)=0 Only Statement-I and Statement-II are correct. So the correct option is: Option B: I and II only</w:t>
             </w:r>
           </w:p>
         </w:tc>

--- a/dist/exports/kcet-electrostatics_revision_notes.docx
+++ b/dist/exports/kcet-electrostatics_revision_notes.docx
@@ -13,7 +13,7 @@
           <w:color w:val="1A365D"/>
           <w:sz w:val="44"/>
         </w:rPr>
-        <w:t>JEE MAIN REVISION MASTER: ELECTROSTATICS 2026 5 QUESTIONS 8.33% WEIGHTAGE ↓28.62%</w:t>
+        <w:t>JEE MAIN REVISION MASTER: ELECTROSTATICS</w:t>
       </w:r>
     </w:p>
     <w:p>
@@ -209,7 +209,7 @@
               <w:rPr>
                 <w:sz w:val="19"/>
               </w:rPr>
-              <w:t>39 PYQs</w:t>
+              <w:t>44 PYQs</w:t>
             </w:r>
           </w:p>
         </w:tc>
@@ -251,10 +251,10 @@
             <w:r>
               <w:rPr>
                 <w:b/>
-                <w:color w:val="C53030"/>
+                <w:color w:val="2B6CB0"/>
                 <w:sz w:val="19"/>
               </w:rPr>
-              <w:t>Very High</w:t>
+              <w:t>High</w:t>
             </w:r>
           </w:p>
         </w:tc>
@@ -296,7 +296,7 @@
               <w:rPr>
                 <w:sz w:val="19"/>
               </w:rPr>
-              <w:t>24 PYQs</w:t>
+              <w:t>14 PYQs</w:t>
             </w:r>
           </w:p>
         </w:tc>
@@ -517,7 +517,7 @@
           <w:color w:val="2B6CB0"/>
           <w:sz w:val="24"/>
         </w:rPr>
-        <w:t>3.1 Coulomb's Law, Electric Field &amp; Dipole (Very High Yield — 39 PYQs)</w:t>
+        <w:t>3.1 Coulomb's Law, Electric Field &amp; Dipole (Very High Yield — 44 PYQs)</w:t>
       </w:r>
     </w:p>
     <w:p>
@@ -640,13 +640,13 @@
           <w:b/>
           <w:sz w:val="18"/>
         </w:rPr>
-        <w:t xml:space="preserve">[2026 Shift] Q#2 (MCQ): </w:t>
+        <w:t xml:space="preserve">[2026 Shift] Q#1 (MCQ): </w:t>
       </w:r>
       <w:r>
         <w:rPr>
           <w:sz w:val="18"/>
         </w:rPr>
-        <w:t xml:space="preserve">"An electric dipole of dipole moment vec(P) is placed in the uniform electric field vec(E) . Then which of the following statements are..."  </w:t>
+        <w:t xml:space="preserve">"An electron falls through a distance 1.5 cm in 2.0 × 10^4 N/C from rest. The time taken to cover this distance in second is ____ ..."  </w:t>
       </w:r>
       <w:r>
         <w:rPr>
@@ -667,13 +667,13 @@
           <w:b/>
           <w:sz w:val="18"/>
         </w:rPr>
-        <w:t xml:space="preserve">[2026 Shift] Q#3 (MCQ): </w:t>
+        <w:t xml:space="preserve">[2026 Shift] Q#2 (MCQ): </w:t>
       </w:r>
       <w:r>
         <w:rPr>
           <w:sz w:val="18"/>
         </w:rPr>
-        <w:t xml:space="preserve">"Consider three point charges -2Q,Q and -Q and three surfaces S_(1),S_(2) and S_(3) as shown in the figure. Match the entries of List..."  </w:t>
+        <w:t xml:space="preserve">"An electric dipole of dipole moment vec(P) is placed in the uniform electric field vec(E) . Then which of the following statements are..."  </w:t>
       </w:r>
       <w:r>
         <w:rPr>
@@ -725,7 +725,7 @@
           <w:color w:val="2B6CB0"/>
           <w:sz w:val="24"/>
         </w:rPr>
-        <w:t>3.2 Gauss's Law &amp; Electrostatic Potential (Very High Yield — 24 PYQs)</w:t>
+        <w:t>3.2 Gauss's Law &amp; Electrostatic Potential (High Yield — 14 PYQs)</w:t>
       </w:r>
     </w:p>
     <w:p>
@@ -875,13 +875,13 @@
           <w:b/>
           <w:sz w:val="18"/>
         </w:rPr>
-        <w:t xml:space="preserve">[2026 Shift] Q#1 (MCQ): </w:t>
+        <w:t xml:space="preserve">[2026 Shift] Q#3 (MCQ): </w:t>
       </w:r>
       <w:r>
         <w:rPr>
           <w:sz w:val="18"/>
         </w:rPr>
-        <w:t xml:space="preserve">"An electron falls through a distance 1.5 cm in 2.0 × 10^4 N/C from rest. The time taken to cover this distance in second is ____ ..."  </w:t>
+        <w:t xml:space="preserve">"Consider three point charges -2Q,Q and -Q and three surfaces S_(1),S_(2) and S_(3) as shown in the figure. Match the entries of List..."  </w:t>
       </w:r>
       <w:r>
         <w:rPr>
@@ -902,13 +902,13 @@
           <w:b/>
           <w:sz w:val="18"/>
         </w:rPr>
-        <w:t xml:space="preserve">[2026 Shift] Q#3 (MCQ): </w:t>
+        <w:t xml:space="preserve">[2026 Shift] Q#4 (MCQ): </w:t>
       </w:r>
       <w:r>
         <w:rPr>
           <w:sz w:val="18"/>
         </w:rPr>
-        <w:t xml:space="preserve">"Consider three point charges -2Q,Q and -Q and three surfaces S_(1),S_(2) and S_(3) as shown in the figure. Match the entries of List..."  </w:t>
+        <w:t xml:space="preserve">"What will be the total electric flux through the faces of the cube as given in the figure with side of length ' a ' if a charge Q is place..."  </w:t>
       </w:r>
       <w:r>
         <w:rPr>
@@ -1067,7 +1067,7 @@
           <w:color w:val="1A365D"/>
           <w:sz w:val="22"/>
         </w:rPr>
-        <w:t>Benchmark Problem 2: KCET 2026 (Q#2)</w:t>
+        <w:t>Benchmark Problem 2: KCET 2026 (Q#1)</w:t>
       </w:r>
     </w:p>
     <w:p>
@@ -1078,7 +1078,7 @@
         <w:rPr>
           <w:sz w:val="20"/>
         </w:rPr>
-        <w:t>An electric dipole of dipole moment vec(P) is placed in the uniform electric field vec(E) . Then which of the following statements are correct? Statement-I: The torque on the dipole is vec(P) × vec(E) Statement-II: The potential energy of the dipole is -vec(P) · vec(E) Statement-III: The net force on the dipole is non-zero.</w:t>
+        <w:t>An electron falls through a distance 1.5 cm in 2.0 × 10^4 N/C from rest. The time taken to cover this distance in second is ____ (e=1.6 × 10^-19C,m_(e)=9.11 × 10^-31kg)</w:t>
       </w:r>
     </w:p>
     <w:p>
@@ -1090,7 +1090,7 @@
         <w:rPr>
           <w:sz w:val="19"/>
         </w:rPr>
-        <w:t>(A) I, II and III</w:t>
+        <w:t>(A) 2.9 × 10^-9</w:t>
       </w:r>
     </w:p>
     <w:p>
@@ -1102,7 +1102,7 @@
         <w:rPr>
           <w:sz w:val="19"/>
         </w:rPr>
-        <w:t>(B) I and II only</w:t>
+        <w:t>(B) 2.9 × 10^9</w:t>
       </w:r>
     </w:p>
     <w:p>
@@ -1114,7 +1114,7 @@
         <w:rPr>
           <w:sz w:val="19"/>
         </w:rPr>
-        <w:t>(C) II and III only</w:t>
+        <w:t>(C) 4 × 10^-6</w:t>
       </w:r>
     </w:p>
     <w:p>
@@ -1126,7 +1126,7 @@
         <w:rPr>
           <w:sz w:val="19"/>
         </w:rPr>
-        <w:t>(D) I and III only</w:t>
+        <w:t>(D) 4 × 10^6</w:t>
       </w:r>
     </w:p>
     <w:tbl>
@@ -1167,7 +1167,7 @@
               </w:rPr>
               <w:t>Solution Analysis:</w:t>
               <w:br/>
-              <w:t>Statement-I is correct. For an electric dipole placed in a uniform electric field, the torque acting on it is vec(τ)=vec(P) × vec(E) This torque tends to rotate the dipole so that vec(P) becomes aligned with vec(E) . Statement-II is also correct. The potential energy of an electric dipole in a uniform electric field is U=-vec(P) · vec(E) or U=-PEcosθ where θ is the angle between vec(P) and vec(E) . Statement-III is incorrect. In a uniform electric field, the positive and negative charges of the dipole experience equal and opposite forces. So the net force on the dipole is zero. vec(F)_(net)=0 Only Statement-I and Statement-II are correct. So the correct option is: Option B: I and II only</w:t>
+              <w:t>The electron starts from rest, so its initial velocity is u=0 The electric force on the electron is F=eE Using Newton’s second law, F=ma so the acceleration is a=\fraceEm_(e) Substitute the given values: a=\frac(1.6 × 10^-19)(2.0 × 10^4)9.11 × 10^-31 a=\frac3.2 × 10^-159.11 × 10^-31 a ≈ 3.51 × 10^15m/s^2 The distance covered is s=1.5cm=1.5 × 10^-2m Since the electron starts from rest, s=(1 / 2)at^2 So, t=√((2s / a)) t=√(\frac2(1.5 × 10^-2))3.51 × 10^15 t=√(8.55 × 10^-18) t ≈ 2.9 × 10^-9s So the correct option is 2.9 × 10^-9s Option A.</w:t>
             </w:r>
           </w:p>
         </w:tc>

--- a/dist/exports/kcet-electrostatics_revision_notes.docx
+++ b/dist/exports/kcet-electrostatics_revision_notes.docx
@@ -189,7 +189,7 @@
                 <w:color w:val="2D3748"/>
                 <w:sz w:val="19"/>
               </w:rPr>
-              <w:t>Coulomb's Law, Electric Field &amp; Dipole</w:t>
+              <w:t>Coulomb's Law, Electric Field &amp; Dipoles</w:t>
             </w:r>
           </w:p>
         </w:tc>
@@ -209,7 +209,7 @@
               <w:rPr>
                 <w:sz w:val="19"/>
               </w:rPr>
-              <w:t>44 PYQs</w:t>
+              <w:t>35 PYQs</w:t>
             </w:r>
           </w:p>
         </w:tc>
@@ -230,7 +230,7 @@
                 <w:color w:val="718096"/>
                 <w:sz w:val="19"/>
               </w:rPr>
-              <w:t>Forces &amp; Fields</w:t>
+              <w:t>Electrostatic Forces</w:t>
             </w:r>
           </w:p>
         </w:tc>
@@ -251,10 +251,10 @@
             <w:r>
               <w:rPr>
                 <w:b/>
-                <w:color w:val="2B6CB0"/>
+                <w:color w:val="C53030"/>
                 <w:sz w:val="19"/>
               </w:rPr>
-              <w:t>High</w:t>
+              <w:t>Very High</w:t>
             </w:r>
           </w:p>
         </w:tc>
@@ -276,7 +276,7 @@
                 <w:color w:val="2D3748"/>
                 <w:sz w:val="19"/>
               </w:rPr>
-              <w:t>Gauss's Law &amp; Electrostatic Potential</w:t>
+              <w:t>Gauss's Law &amp; Electric Potential</w:t>
             </w:r>
           </w:p>
         </w:tc>
@@ -296,7 +296,7 @@
               <w:rPr>
                 <w:sz w:val="19"/>
               </w:rPr>
-              <w:t>14 PYQs</w:t>
+              <w:t>24 PYQs</w:t>
             </w:r>
           </w:p>
         </w:tc>
@@ -417,7 +417,7 @@
                 <w:color w:val="1A365D"/>
                 <w:sz w:val="19"/>
               </w:rPr>
-              <w:t>Coulomb's Law, Electric Field &amp; Dipole</w:t>
+              <w:t>Coulomb's Law, Electric Field &amp; Dipoles</w:t>
             </w:r>
           </w:p>
         </w:tc>
@@ -439,7 +439,7 @@
                 <w:color w:val="2D3748"/>
                 <w:sz w:val="19"/>
               </w:rPr>
-              <w:t>F = \frac{q_1 q_2}{4\pi\epsilon_0 r^2}, \quad E_{\text{axial}} = \frac{2kp}{r^3}, \quad E_{\text{equatorial}} = \frac{kp}{r^3}, \quad \vec{\tau} = \vec{p} \times \vec{E}, \quad U = -\vec{p} \cdot \vec{E}</w:t>
+              <w:t>E_{\text{axial}} = \frac{1}{4\pi\varepsilon_0}\frac{2p}{r^3}, \quad E_{\text{eq}} = \frac{1}{4\pi\varepsilon_0}\frac{p}{r^3}, \quad \tau = pE\\sin\\theta, \quad W = pE(\\cos\\theta_1 - \\cos\\theta_2)</w:t>
             </w:r>
           </w:p>
         </w:tc>
@@ -463,7 +463,7 @@
                 <w:color w:val="1A365D"/>
                 <w:sz w:val="19"/>
               </w:rPr>
-              <w:t>Gauss's Law &amp; Electrostatic Potential</w:t>
+              <w:t>Gauss's Law &amp; Electric Potential</w:t>
             </w:r>
           </w:p>
         </w:tc>
@@ -485,7 +485,7 @@
                 <w:color w:val="2D3748"/>
                 <w:sz w:val="19"/>
               </w:rPr>
-              <w:t>\Phi_E = \oint \vec{E} \cdot d\vec{A} = \frac{q_{\text{in}}}{\epsilon_0}, \quad E = \frac{\sigma}{2\epsilon_0} \text{ (sheet)}, \quad E = \frac{\lambda}{2\pi\epsilon_0 r} \text{ (wire)}, \quad \vec{E} = -\vec{\nabla}V</w:t>
+              <w:t>\Phi = \frac{q_{\text{in}}}{\varepsilon_0}, \quad E_{\text{sheet}} = \frac{\sigma}{2\varepsilon_0}, \quad E = -\frac{dV}{dr}, \quad V_{\text{inside sphere}} = \frac{q}{4\pi\varepsilon_0 R}</w:t>
             </w:r>
           </w:p>
         </w:tc>
@@ -517,7 +517,7 @@
           <w:color w:val="2B6CB0"/>
           <w:sz w:val="24"/>
         </w:rPr>
-        <w:t>3.1 Coulomb's Law, Electric Field &amp; Dipole (Very High Yield — 44 PYQs)</w:t>
+        <w:t>3.1 Coulomb's Law, Electric Field &amp; Dipoles (Very High Yield — 35 PYQs)</w:t>
       </w:r>
     </w:p>
     <w:p>
@@ -532,7 +532,7 @@
         <w:rPr>
           <w:sz w:val="20"/>
         </w:rPr>
-        <w:t>Electrostatic forces, electric field intensity due to point charges and dipoles, and dipole torque/energy in uniform fields.</w:t>
+        <w:t>Coulomb's Law: F = (1 / 4π\varepsilon_0)(q_1 q_2 / r^2). Electric dipole vec(p) = q(2vec(a)). Field at axial point E_(axial) = (2kp / r^3); field at equatorial point E_(eq) = (kp / r^3) = (1 / 2)E_(axial). Torque on dipole vec(τ) = vec(p) × vec(E); potential energy U = -vec(p) · vec(E) = -pEcosθ.</w:t>
       </w:r>
     </w:p>
     <w:tbl>
@@ -570,7 +570,7 @@
                 <w:color w:val="2D3748"/>
                 <w:sz w:val="19"/>
               </w:rPr>
-              <w:t>E_(axial) = 2E_(equatorial) for a short dipole. vec(E)_(equatorial) points opposite to dipole moment vec(p).</w:t>
+              <w:t>Field of a short dipole falls off as 1/r^3, NOT 1/r^2 like a point charge!</w:t>
             </w:r>
           </w:p>
         </w:tc>
@@ -611,7 +611,7 @@
                 <w:color w:val="2D3748"/>
                 <w:sz w:val="19"/>
               </w:rPr>
-              <w:t>Work done in rotating dipole from θ_1 to θ_2: W = pE(cosθ_1 - cosθ_2).</w:t>
+              <w:t>Work done to rotate a dipole from stable equilibrium (θ = 0°) to unstable equilibrium (θ = 180°) is W = 2pE.</w:t>
             </w:r>
           </w:p>
         </w:tc>
@@ -725,7 +725,7 @@
           <w:color w:val="2B6CB0"/>
           <w:sz w:val="24"/>
         </w:rPr>
-        <w:t>3.2 Gauss's Law &amp; Electrostatic Potential (High Yield — 14 PYQs)</w:t>
+        <w:t>3.2 Gauss's Law &amp; Electric Potential (Very High Yield — 24 PYQs)</w:t>
       </w:r>
     </w:p>
     <w:p>
@@ -740,7 +740,7 @@
         <w:rPr>
           <w:sz w:val="20"/>
         </w:rPr>
-        <w:t>Gauss's flux theorem, symmetry applications (infinite sheet, cylinder, sphere), and electric potential gradient vec(E) = -vec(∇)V.</w:t>
+        <w:t>Gauss's law Φ = \fracq_(encl)\varepsilon_0. Applications: Line charge E = (λ / 2π\varepsilon_0 r), infinite non-conducting sheet E = (σ / 2\varepsilon_0) (independent of distance). Conducting sphere: E_(in) = 0, V_(in) = V_(surface) = (kq / R). Equipotential surfaces are always perpendicular to electric field lines; work done moving a charge on an equipotential surface is zero.</w:t>
       </w:r>
     </w:p>
     <w:tbl>
@@ -778,7 +778,7 @@
                 <w:color w:val="2D3748"/>
                 <w:sz w:val="19"/>
               </w:rPr>
-              <w:t>Inside a charged hollow conducting sphere, electric field is ZERO, but potential is NON-ZERO and constant: V_(inside) = (kq / R).</w:t>
+              <w:t>Electric potential inside a charged conducting hollow sphere is constant and non-zero (V = (kq / R)), while electric field inside is zero!</w:t>
             </w:r>
           </w:p>
         </w:tc>
@@ -819,7 +819,7 @@
                 <w:color w:val="2D3748"/>
                 <w:sz w:val="19"/>
               </w:rPr>
-              <w:t>Electric field lines are always perpendicular to equipotential surfaces and point in the direction of steepest potential decrease.</w:t>
+              <w:t>If n identical mercury droplets each of potential V coalesce to form one big drop, the new potential is V' = n^2/3 V.</w:t>
             </w:r>
           </w:p>
         </w:tc>
